--- a/8 Test Plan/TestPlanForMusicBoomBoxd1.1.docx
+++ b/8 Test Plan/TestPlanForMusicBoomBoxd1.1.docx
@@ -2409,13 +2409,7 @@
         <w:rPr>
           <w:rFonts w:ascii="Arial" w:hAnsi="Arial" w:cs="Arial"/>
         </w:rPr>
-        <w:t>dding songs or albums</w:t>
-      </w:r>
-      <w:r>
-        <w:rPr>
-          <w:rFonts w:ascii="Arial" w:hAnsi="Arial" w:cs="Arial"/>
-        </w:rPr>
-        <w:t>(FR1.</w:t>
+        <w:t>dding songs or albums(FR1.</w:t>
       </w:r>
       <w:r>
         <w:rPr>
@@ -5847,19 +5841,7 @@
         <w:rPr>
           <w:rFonts w:ascii="Arial" w:hAnsi="Arial" w:cs="Arial"/>
         </w:rPr>
-        <w:t>If the credentials do not match, an appropriate error message should be</w:t>
-      </w:r>
-      <w:r>
-        <w:rPr>
-          <w:rFonts w:ascii="Arial" w:hAnsi="Arial" w:cs="Arial"/>
-        </w:rPr>
-        <w:t xml:space="preserve"> </w:t>
-      </w:r>
-      <w:r>
-        <w:rPr>
-          <w:rFonts w:ascii="Arial" w:hAnsi="Arial" w:cs="Arial"/>
-        </w:rPr>
-        <w:t>displayed.</w:t>
+        <w:t>If the credentials do not match, an appropriate error message should be displayed.</w:t>
       </w:r>
     </w:p>
     <w:p>
@@ -6085,29 +6067,7 @@
           <w:szCs w:val="22"/>
           <w:lang w:val="en-US"/>
         </w:rPr>
-        <w:t>Enter “</w:t>
-      </w:r>
-      <w:r>
-        <w:rPr>
-          <w:rStyle w:val="eop"/>
-          <w:rFonts w:ascii="Arial" w:hAnsi="Arial" w:cs="Arial"/>
-          <w:color w:val="0D0D0D"/>
-          <w:sz w:val="22"/>
-          <w:szCs w:val="22"/>
-          <w:lang w:val="en-US"/>
-        </w:rPr>
-        <w:t>Wrong</w:t>
-      </w:r>
-      <w:r>
-        <w:rPr>
-          <w:rStyle w:val="eop"/>
-          <w:rFonts w:ascii="Arial" w:hAnsi="Arial" w:cs="Arial"/>
-          <w:color w:val="0D0D0D"/>
-          <w:sz w:val="22"/>
-          <w:szCs w:val="22"/>
-          <w:lang w:val="en-US"/>
-        </w:rPr>
-        <w:t>Password” in the password field</w:t>
+        <w:t>Enter “WrongPassword” in the password field</w:t>
       </w:r>
     </w:p>
     <w:p>
@@ -6380,7 +6340,6 @@
         <w:spacing w:after="0" w:line="276" w:lineRule="auto"/>
         <w:rPr>
           <w:rFonts w:ascii="Arial" w:hAnsi="Arial" w:cs="Arial"/>
-          <w:lang w:val="nl-NL"/>
         </w:rPr>
       </w:pPr>
       <w:r>
@@ -6558,7 +6517,27 @@
           <w:sz w:val="24"/>
           <w:szCs w:val="24"/>
         </w:rPr>
-        <w:t>TC1.5 Update User Profile</w:t>
+        <w:t>TC1.</w:t>
+      </w:r>
+      <w:r>
+        <w:rPr>
+          <w:rFonts w:ascii="Arial" w:hAnsi="Arial" w:cs="Arial"/>
+          <w:b/>
+          <w:bCs/>
+          <w:sz w:val="24"/>
+          <w:szCs w:val="24"/>
+        </w:rPr>
+        <w:t>6</w:t>
+      </w:r>
+      <w:r>
+        <w:rPr>
+          <w:rFonts w:ascii="Arial" w:hAnsi="Arial" w:cs="Arial"/>
+          <w:b/>
+          <w:bCs/>
+          <w:sz w:val="24"/>
+          <w:szCs w:val="24"/>
+        </w:rPr>
+        <w:t xml:space="preserve"> Update User Profile</w:t>
       </w:r>
       <w:r>
         <w:rPr>
@@ -6696,7 +6675,6 @@
         <w:spacing w:after="0" w:line="276" w:lineRule="auto"/>
         <w:rPr>
           <w:rFonts w:ascii="Arial" w:hAnsi="Arial" w:cs="Arial"/>
-          <w:lang w:val="nl-NL"/>
         </w:rPr>
       </w:pPr>
       <w:r>
@@ -6769,13 +6747,7 @@
         <w:rPr>
           <w:rFonts w:ascii="Arial" w:hAnsi="Arial" w:cs="Arial"/>
         </w:rPr>
-        <w:t>mail</w:t>
-      </w:r>
-      <w:r>
-        <w:rPr>
-          <w:rFonts w:ascii="Arial" w:hAnsi="Arial" w:cs="Arial"/>
-        </w:rPr>
-        <w:t>” in the email field.</w:t>
+        <w:t>mail” in the email field.</w:t>
       </w:r>
     </w:p>
     <w:p>
@@ -6916,7 +6888,7 @@
           <w:sz w:val="24"/>
           <w:szCs w:val="24"/>
         </w:rPr>
-        <w:t>TC1.6 Delete User Profil</w:t>
+        <w:t>TC1.</w:t>
       </w:r>
       <w:r>
         <w:rPr>
@@ -6926,6 +6898,26 @@
           <w:sz w:val="24"/>
           <w:szCs w:val="24"/>
         </w:rPr>
+        <w:t>7</w:t>
+      </w:r>
+      <w:r>
+        <w:rPr>
+          <w:rFonts w:ascii="Arial" w:hAnsi="Arial" w:cs="Arial"/>
+          <w:b/>
+          <w:bCs/>
+          <w:sz w:val="24"/>
+          <w:szCs w:val="24"/>
+        </w:rPr>
+        <w:t xml:space="preserve"> Delete User Profil</w:t>
+      </w:r>
+      <w:r>
+        <w:rPr>
+          <w:rFonts w:ascii="Arial" w:hAnsi="Arial" w:cs="Arial"/>
+          <w:b/>
+          <w:bCs/>
+          <w:sz w:val="24"/>
+          <w:szCs w:val="24"/>
+        </w:rPr>
         <w:t>e Valid Credentials</w:t>
       </w:r>
     </w:p>
@@ -7215,7 +7207,25 @@
         <w:rPr>
           <w:rFonts w:ascii="Arial" w:hAnsi="Arial" w:cs="Arial"/>
         </w:rPr>
-        <w:t>: The user's profile is deleted. </w:t>
+        <w:t xml:space="preserve">: </w:t>
+      </w:r>
+      <w:r>
+        <w:rPr>
+          <w:rFonts w:ascii="Arial" w:hAnsi="Arial" w:cs="Arial"/>
+        </w:rPr>
+        <w:t xml:space="preserve">The user's profile is </w:t>
+      </w:r>
+      <w:r>
+        <w:rPr>
+          <w:rFonts w:ascii="Arial" w:hAnsi="Arial" w:cs="Arial"/>
+        </w:rPr>
+        <w:t>deactivated,</w:t>
+      </w:r>
+      <w:r>
+        <w:rPr>
+          <w:rFonts w:ascii="Arial" w:hAnsi="Arial" w:cs="Arial"/>
+        </w:rPr>
+        <w:t xml:space="preserve"> and user is redirected to the login page.</w:t>
       </w:r>
     </w:p>
     <w:p>
@@ -7260,7 +7270,27 @@
           <w:szCs w:val="24"/>
         </w:rPr>
         <w:lastRenderedPageBreak/>
-        <w:t>TC1.6 Delete User Profil</w:t>
+        <w:t>TC1.</w:t>
+      </w:r>
+      <w:r>
+        <w:rPr>
+          <w:rFonts w:ascii="Arial" w:hAnsi="Arial" w:cs="Arial"/>
+          <w:b/>
+          <w:bCs/>
+          <w:sz w:val="24"/>
+          <w:szCs w:val="24"/>
+        </w:rPr>
+        <w:t>8</w:t>
+      </w:r>
+      <w:r>
+        <w:rPr>
+          <w:rFonts w:ascii="Arial" w:hAnsi="Arial" w:cs="Arial"/>
+          <w:b/>
+          <w:bCs/>
+          <w:sz w:val="24"/>
+          <w:szCs w:val="24"/>
+        </w:rPr>
+        <w:t xml:space="preserve"> Delete User Profil</w:t>
       </w:r>
       <w:r>
         <w:rPr>
@@ -7491,7 +7521,7 @@
         <w:rPr>
           <w:rFonts w:ascii="Arial" w:hAnsi="Arial" w:cs="Arial"/>
         </w:rPr>
-        <w:t>deleted</w:t>
+        <w:t>deactivated,</w:t>
       </w:r>
       <w:r>
         <w:rPr>
@@ -9801,7 +9831,7 @@
           <w:color w:val="0D0D0D"/>
           <w:lang w:val="en-US"/>
         </w:rPr>
-        <w:t>3</w:t>
+        <w:t>4</w:t>
       </w:r>
       <w:r>
         <w:rPr>
@@ -9845,8 +9875,24 @@
           <w:color w:val="0D0D0D"/>
           <w:lang w:val="en-US"/>
         </w:rPr>
-        <w:t xml:space="preserve">Average Ratings </w:t>
-      </w:r>
+        <w:t>Average Ratings Invalid</w:t>
+      </w:r>
+    </w:p>
+    <w:p>
+      <w:pPr>
+        <w:pStyle w:val="paragraph"/>
+        <w:shd w:val="clear" w:color="auto" w:fill="FFFFFF"/>
+        <w:spacing w:before="0" w:beforeAutospacing="0" w:after="0" w:afterAutospacing="0" w:line="276" w:lineRule="auto"/>
+        <w:textAlignment w:val="baseline"/>
+        <w:rPr>
+          <w:rStyle w:val="normaltextrun"/>
+          <w:rFonts w:ascii="Arial" w:hAnsi="Arial" w:cs="Arial"/>
+          <w:color w:val="0D0D0D"/>
+          <w:sz w:val="22"/>
+          <w:szCs w:val="22"/>
+          <w:lang w:val="en-US"/>
+        </w:rPr>
+      </w:pPr>
       <w:r>
         <w:rPr>
           <w:rStyle w:val="normaltextrun"/>
@@ -9854,33 +9900,6 @@
           <w:b/>
           <w:bCs/>
           <w:color w:val="0D0D0D"/>
-          <w:lang w:val="en-US"/>
-        </w:rPr>
-        <w:t>Invalid</w:t>
-      </w:r>
-    </w:p>
-    <w:p>
-      <w:pPr>
-        <w:pStyle w:val="paragraph"/>
-        <w:shd w:val="clear" w:color="auto" w:fill="FFFFFF"/>
-        <w:spacing w:before="0" w:beforeAutospacing="0" w:after="0" w:afterAutospacing="0" w:line="276" w:lineRule="auto"/>
-        <w:textAlignment w:val="baseline"/>
-        <w:rPr>
-          <w:rStyle w:val="normaltextrun"/>
-          <w:rFonts w:ascii="Arial" w:hAnsi="Arial" w:cs="Arial"/>
-          <w:color w:val="0D0D0D"/>
-          <w:sz w:val="22"/>
-          <w:szCs w:val="22"/>
-          <w:lang w:val="en-US"/>
-        </w:rPr>
-      </w:pPr>
-      <w:r>
-        <w:rPr>
-          <w:rStyle w:val="normaltextrun"/>
-          <w:rFonts w:ascii="Arial" w:hAnsi="Arial" w:cs="Arial"/>
-          <w:b/>
-          <w:bCs/>
-          <w:color w:val="0D0D0D"/>
           <w:sz w:val="22"/>
           <w:szCs w:val="22"/>
           <w:lang w:val="en-US"/>
@@ -9907,7 +9926,29 @@
           <w:szCs w:val="22"/>
           <w:lang w:val="en-US"/>
         </w:rPr>
-        <w:t>Verify that users can view the average ratings of songs, albums, and</w:t>
+        <w:t>Verify that users can</w:t>
+      </w:r>
+      <w:r>
+        <w:rPr>
+          <w:rStyle w:val="normaltextrun"/>
+          <w:rFonts w:ascii="Arial" w:hAnsi="Arial" w:cs="Arial"/>
+          <w:color w:val="0D0D0D"/>
+          <w:sz w:val="22"/>
+          <w:szCs w:val="22"/>
+          <w:lang w:val="en-US"/>
+        </w:rPr>
+        <w:t>not</w:t>
+      </w:r>
+      <w:r>
+        <w:rPr>
+          <w:rStyle w:val="normaltextrun"/>
+          <w:rFonts w:ascii="Arial" w:hAnsi="Arial" w:cs="Arial"/>
+          <w:color w:val="0D0D0D"/>
+          <w:sz w:val="22"/>
+          <w:szCs w:val="22"/>
+          <w:lang w:val="en-US"/>
+        </w:rPr>
+        <w:t xml:space="preserve"> view the average ratings of songs, albums, and</w:t>
       </w:r>
       <w:r>
         <w:rPr>
@@ -10319,29 +10360,7 @@
           <w:szCs w:val="22"/>
           <w:lang w:val="en-US"/>
         </w:rPr>
-        <w:t>viewed.</w:t>
-      </w:r>
-      <w:r>
-        <w:rPr>
-          <w:rStyle w:val="normaltextrun"/>
-          <w:rFonts w:ascii="Arial" w:hAnsi="Arial" w:cs="Arial"/>
-          <w:color w:val="0D0D0D"/>
-          <w:sz w:val="22"/>
-          <w:szCs w:val="22"/>
-          <w:lang w:val="en-US"/>
-        </w:rPr>
-        <w:t xml:space="preserve"> The system shows an error message.</w:t>
-      </w:r>
-      <w:r>
-        <w:rPr>
-          <w:rStyle w:val="normaltextrun"/>
-          <w:rFonts w:ascii="Arial" w:hAnsi="Arial" w:cs="Arial"/>
-          <w:color w:val="0D0D0D"/>
-          <w:sz w:val="22"/>
-          <w:szCs w:val="22"/>
-          <w:lang w:val="en-US"/>
-        </w:rPr>
-        <w:t xml:space="preserve"> </w:t>
+        <w:t xml:space="preserve">viewed. The system shows an error message. </w:t>
       </w:r>
     </w:p>
     <w:p>
@@ -10594,7 +10613,7 @@
           <w:color w:val="0D0D0D"/>
           <w:lang w:val="en-US"/>
         </w:rPr>
-        <w:t>3</w:t>
+        <w:t>5</w:t>
       </w:r>
       <w:r>
         <w:rPr>
@@ -10992,38 +11011,6 @@
         <w:spacing w:before="0" w:beforeAutospacing="0" w:after="0" w:afterAutospacing="0" w:line="276" w:lineRule="auto"/>
         <w:textAlignment w:val="baseline"/>
         <w:rPr>
-          <w:rStyle w:val="eop"/>
-          <w:rFonts w:ascii="Arial" w:hAnsi="Arial" w:cs="Arial"/>
-          <w:color w:val="0D0D0D"/>
-          <w:sz w:val="22"/>
-          <w:szCs w:val="22"/>
-          <w:lang w:val="en-US"/>
-        </w:rPr>
-      </w:pPr>
-    </w:p>
-    <w:p>
-      <w:pPr>
-        <w:pStyle w:val="paragraph"/>
-        <w:shd w:val="clear" w:color="auto" w:fill="FFFFFF"/>
-        <w:spacing w:before="0" w:beforeAutospacing="0" w:after="0" w:afterAutospacing="0" w:line="276" w:lineRule="auto"/>
-        <w:textAlignment w:val="baseline"/>
-        <w:rPr>
-          <w:rStyle w:val="eop"/>
-          <w:rFonts w:ascii="Arial" w:hAnsi="Arial" w:cs="Arial"/>
-          <w:color w:val="0D0D0D"/>
-          <w:sz w:val="22"/>
-          <w:szCs w:val="22"/>
-          <w:lang w:val="en-US"/>
-        </w:rPr>
-      </w:pPr>
-    </w:p>
-    <w:p>
-      <w:pPr>
-        <w:pStyle w:val="paragraph"/>
-        <w:shd w:val="clear" w:color="auto" w:fill="FFFFFF"/>
-        <w:spacing w:before="0" w:beforeAutospacing="0" w:after="0" w:afterAutospacing="0" w:line="276" w:lineRule="auto"/>
-        <w:textAlignment w:val="baseline"/>
-        <w:rPr>
           <w:rStyle w:val="normaltextrun"/>
           <w:rFonts w:ascii="Arial" w:hAnsi="Arial" w:cs="Arial"/>
           <w:b/>
@@ -11493,7 +11480,7 @@
           <w:rFonts w:ascii="Arial" w:hAnsi="Arial" w:cs="Arial"/>
           <w:sz w:val="22"/>
           <w:szCs w:val="22"/>
-          <w:lang w:val="nl-NL"/>
+          <w:lang w:val="en-US"/>
         </w:rPr>
       </w:pPr>
     </w:p>
@@ -12064,7 +12051,7 @@
           <w:color w:val="0D0D0D"/>
           <w:lang w:val="en-US"/>
         </w:rPr>
-        <w:t>2</w:t>
+        <w:t>3</w:t>
       </w:r>
       <w:r>
         <w:rPr>
@@ -12457,7 +12444,6 @@
           <w:szCs w:val="22"/>
           <w:lang w:val="en-US"/>
         </w:rPr>
-        <w:lastRenderedPageBreak/>
         <w:t>Expected Result</w:t>
       </w:r>
       <w:r>
@@ -12482,205 +12468,6 @@
         </w:rPr>
         <w:t>The system displays the categorized results.</w:t>
       </w:r>
-    </w:p>
-    <w:p>
-      <w:pPr>
-        <w:pStyle w:val="paragraph"/>
-        <w:shd w:val="clear" w:color="auto" w:fill="FFFFFF"/>
-        <w:spacing w:before="0" w:beforeAutospacing="0" w:after="0" w:afterAutospacing="0" w:line="276" w:lineRule="auto"/>
-        <w:textAlignment w:val="baseline"/>
-        <w:rPr>
-          <w:rStyle w:val="eop"/>
-          <w:rFonts w:ascii="Arial" w:hAnsi="Arial" w:cs="Arial"/>
-          <w:color w:val="0D0D0D"/>
-          <w:sz w:val="22"/>
-          <w:szCs w:val="22"/>
-          <w:lang w:val="en-US"/>
-        </w:rPr>
-      </w:pPr>
-    </w:p>
-    <w:p>
-      <w:pPr>
-        <w:pStyle w:val="paragraph"/>
-        <w:shd w:val="clear" w:color="auto" w:fill="FFFFFF"/>
-        <w:spacing w:before="0" w:beforeAutospacing="0" w:after="0" w:afterAutospacing="0" w:line="276" w:lineRule="auto"/>
-        <w:textAlignment w:val="baseline"/>
-        <w:rPr>
-          <w:rStyle w:val="eop"/>
-          <w:rFonts w:ascii="Arial" w:hAnsi="Arial" w:cs="Arial"/>
-          <w:color w:val="0D0D0D"/>
-          <w:sz w:val="22"/>
-          <w:szCs w:val="22"/>
-          <w:lang w:val="en-US"/>
-        </w:rPr>
-      </w:pPr>
-    </w:p>
-    <w:p>
-      <w:pPr>
-        <w:pStyle w:val="paragraph"/>
-        <w:shd w:val="clear" w:color="auto" w:fill="FFFFFF"/>
-        <w:spacing w:before="0" w:beforeAutospacing="0" w:after="0" w:afterAutospacing="0" w:line="276" w:lineRule="auto"/>
-        <w:textAlignment w:val="baseline"/>
-        <w:rPr>
-          <w:rStyle w:val="eop"/>
-          <w:rFonts w:ascii="Arial" w:hAnsi="Arial" w:cs="Arial"/>
-          <w:color w:val="0D0D0D"/>
-          <w:sz w:val="22"/>
-          <w:szCs w:val="22"/>
-          <w:lang w:val="en-US"/>
-        </w:rPr>
-      </w:pPr>
-    </w:p>
-    <w:p>
-      <w:pPr>
-        <w:pStyle w:val="paragraph"/>
-        <w:shd w:val="clear" w:color="auto" w:fill="FFFFFF"/>
-        <w:spacing w:before="0" w:beforeAutospacing="0" w:after="0" w:afterAutospacing="0" w:line="276" w:lineRule="auto"/>
-        <w:textAlignment w:val="baseline"/>
-        <w:rPr>
-          <w:rStyle w:val="eop"/>
-          <w:rFonts w:ascii="Arial" w:hAnsi="Arial" w:cs="Arial"/>
-          <w:color w:val="0D0D0D"/>
-          <w:sz w:val="22"/>
-          <w:szCs w:val="22"/>
-          <w:lang w:val="en-US"/>
-        </w:rPr>
-      </w:pPr>
-    </w:p>
-    <w:p>
-      <w:pPr>
-        <w:pStyle w:val="paragraph"/>
-        <w:shd w:val="clear" w:color="auto" w:fill="FFFFFF"/>
-        <w:spacing w:before="0" w:beforeAutospacing="0" w:after="0" w:afterAutospacing="0" w:line="276" w:lineRule="auto"/>
-        <w:textAlignment w:val="baseline"/>
-        <w:rPr>
-          <w:rFonts w:ascii="Arial" w:hAnsi="Arial" w:cs="Arial"/>
-          <w:color w:val="0D0D0D"/>
-          <w:sz w:val="22"/>
-          <w:szCs w:val="22"/>
-          <w:lang w:val="en-US"/>
-        </w:rPr>
-      </w:pPr>
-    </w:p>
-    <w:p>
-      <w:pPr>
-        <w:pStyle w:val="paragraph"/>
-        <w:shd w:val="clear" w:color="auto" w:fill="FFFFFF"/>
-        <w:spacing w:before="0" w:beforeAutospacing="0" w:after="0" w:afterAutospacing="0" w:line="276" w:lineRule="auto"/>
-        <w:textAlignment w:val="baseline"/>
-        <w:rPr>
-          <w:rFonts w:ascii="Arial" w:hAnsi="Arial" w:cs="Arial"/>
-          <w:color w:val="0D0D0D"/>
-          <w:sz w:val="22"/>
-          <w:szCs w:val="22"/>
-          <w:lang w:val="en-US"/>
-        </w:rPr>
-      </w:pPr>
-    </w:p>
-    <w:p>
-      <w:pPr>
-        <w:pStyle w:val="paragraph"/>
-        <w:shd w:val="clear" w:color="auto" w:fill="FFFFFF"/>
-        <w:spacing w:before="0" w:beforeAutospacing="0" w:after="0" w:afterAutospacing="0" w:line="276" w:lineRule="auto"/>
-        <w:textAlignment w:val="baseline"/>
-        <w:rPr>
-          <w:rFonts w:ascii="Arial" w:hAnsi="Arial" w:cs="Arial"/>
-          <w:color w:val="0D0D0D"/>
-          <w:sz w:val="22"/>
-          <w:szCs w:val="22"/>
-          <w:lang w:val="en-US"/>
-        </w:rPr>
-      </w:pPr>
-    </w:p>
-    <w:p>
-      <w:pPr>
-        <w:pStyle w:val="paragraph"/>
-        <w:shd w:val="clear" w:color="auto" w:fill="FFFFFF"/>
-        <w:spacing w:before="0" w:beforeAutospacing="0" w:after="0" w:afterAutospacing="0" w:line="276" w:lineRule="auto"/>
-        <w:textAlignment w:val="baseline"/>
-        <w:rPr>
-          <w:rFonts w:ascii="Arial" w:hAnsi="Arial" w:cs="Arial"/>
-          <w:color w:val="0D0D0D"/>
-          <w:sz w:val="22"/>
-          <w:szCs w:val="22"/>
-          <w:lang w:val="en-US"/>
-        </w:rPr>
-      </w:pPr>
-    </w:p>
-    <w:p>
-      <w:pPr>
-        <w:pStyle w:val="paragraph"/>
-        <w:shd w:val="clear" w:color="auto" w:fill="FFFFFF"/>
-        <w:spacing w:before="0" w:beforeAutospacing="0" w:after="0" w:afterAutospacing="0" w:line="276" w:lineRule="auto"/>
-        <w:textAlignment w:val="baseline"/>
-        <w:rPr>
-          <w:rFonts w:ascii="Arial" w:hAnsi="Arial" w:cs="Arial"/>
-          <w:color w:val="0D0D0D"/>
-          <w:sz w:val="22"/>
-          <w:szCs w:val="22"/>
-          <w:lang w:val="en-US"/>
-        </w:rPr>
-      </w:pPr>
-    </w:p>
-    <w:p>
-      <w:pPr>
-        <w:pStyle w:val="paragraph"/>
-        <w:shd w:val="clear" w:color="auto" w:fill="FFFFFF"/>
-        <w:spacing w:before="0" w:beforeAutospacing="0" w:after="0" w:afterAutospacing="0" w:line="276" w:lineRule="auto"/>
-        <w:textAlignment w:val="baseline"/>
-        <w:rPr>
-          <w:rFonts w:ascii="Arial" w:hAnsi="Arial" w:cs="Arial"/>
-          <w:color w:val="0D0D0D"/>
-          <w:sz w:val="22"/>
-          <w:szCs w:val="22"/>
-          <w:lang w:val="en-US"/>
-        </w:rPr>
-      </w:pPr>
-    </w:p>
-    <w:p>
-      <w:pPr>
-        <w:pStyle w:val="paragraph"/>
-        <w:shd w:val="clear" w:color="auto" w:fill="FFFFFF"/>
-        <w:spacing w:before="0" w:beforeAutospacing="0" w:after="0" w:afterAutospacing="0" w:line="276" w:lineRule="auto"/>
-        <w:textAlignment w:val="baseline"/>
-        <w:rPr>
-          <w:rFonts w:ascii="Arial" w:hAnsi="Arial" w:cs="Arial"/>
-          <w:color w:val="0D0D0D"/>
-          <w:sz w:val="22"/>
-          <w:szCs w:val="22"/>
-          <w:lang w:val="en-US"/>
-        </w:rPr>
-      </w:pPr>
-    </w:p>
-    <w:p>
-      <w:pPr>
-        <w:pStyle w:val="paragraph"/>
-        <w:shd w:val="clear" w:color="auto" w:fill="FFFFFF"/>
-        <w:spacing w:before="0" w:beforeAutospacing="0" w:after="0" w:afterAutospacing="0" w:line="276" w:lineRule="auto"/>
-        <w:textAlignment w:val="baseline"/>
-        <w:rPr>
-          <w:rFonts w:ascii="Arial" w:hAnsi="Arial" w:cs="Arial"/>
-          <w:color w:val="0D0D0D"/>
-          <w:sz w:val="22"/>
-          <w:szCs w:val="22"/>
-          <w:lang w:val="en-US"/>
-        </w:rPr>
-      </w:pPr>
-    </w:p>
-    <w:p>
-      <w:pPr>
-        <w:pStyle w:val="paragraph"/>
-        <w:shd w:val="clear" w:color="auto" w:fill="FFFFFF"/>
-        <w:spacing w:before="0" w:beforeAutospacing="0" w:after="0" w:afterAutospacing="0" w:line="276" w:lineRule="auto"/>
-        <w:textAlignment w:val="baseline"/>
-        <w:rPr>
-          <w:rFonts w:ascii="Arial" w:hAnsi="Arial" w:cs="Arial"/>
-          <w:color w:val="0D0D0D"/>
-          <w:sz w:val="22"/>
-          <w:szCs w:val="22"/>
-          <w:lang w:val="en-US"/>
-        </w:rPr>
-      </w:pPr>
     </w:p>
     <w:p>
       <w:pPr>
@@ -12723,6 +12510,7 @@
           <w:szCs w:val="28"/>
           <w:lang w:val="en-US"/>
         </w:rPr>
+        <w:lastRenderedPageBreak/>
         <w:t>Admin Login (UC4)</w:t>
       </w:r>
       <w:r>
@@ -18877,6 +18665,7 @@
   <w:style w:type="character" w:default="1" w:styleId="DefaultParagraphFont">
     <w:name w:val="Default Paragraph Font"/>
     <w:uiPriority w:val="1"/>
+    <w:semiHidden/>
     <w:unhideWhenUsed/>
   </w:style>
   <w:style w:type="table" w:default="1" w:styleId="TableNormal">
